--- a/PNASTemplateforMainManuscript_Group-based_V1_tracked+beth.docx
+++ b/PNASTemplateforMainManuscript_Group-based_V1_tracked+beth.docx
@@ -405,7 +405,6 @@
           <w:lang w:val="da-DK"/>
         </w:rPr>
       </w:pPr>
-      <w:proofErr w:type="spellStart"/>
       <w:r>
         <w:rPr>
           <w:rFonts w:ascii="Arial" w:hAnsi="Arial" w:cs="Arial"/>
@@ -414,40 +413,49 @@
           <w:szCs w:val="20"/>
           <w:lang w:val="da-DK"/>
         </w:rPr>
-        <w:t>Email</w:t>
-      </w:r>
-      <w:proofErr w:type="spellEnd"/>
-      <w:r>
-        <w:rPr>
-          <w:rFonts w:ascii="Arial" w:hAnsi="Arial" w:cs="Arial"/>
-          <w:b/>
+        <w:t xml:space="preserve">Email: </w:t>
+      </w:r>
+      <w:r>
+        <w:rPr>
+          <w:rFonts w:ascii="Arial" w:hAnsi="Arial" w:cs="Arial"/>
           <w:sz w:val="20"/>
           <w:szCs w:val="20"/>
           <w:lang w:val="da-DK"/>
         </w:rPr>
-        <w:t xml:space="preserve">: </w:t>
-      </w:r>
-      <w:r>
-        <w:rPr>
-          <w:rFonts w:ascii="Arial" w:hAnsi="Arial" w:cs="Arial"/>
-          <w:sz w:val="20"/>
-          <w:szCs w:val="20"/>
+        <w:t xml:space="preserve"> </w:t>
+      </w:r>
+      <w:r>
+        <w:fldChar w:fldCharType="begin"/>
+      </w:r>
+      <w:r>
+        <w:rPr>
           <w:lang w:val="da-DK"/>
         </w:rPr>
-        <w:t xml:space="preserve"> </w:t>
-      </w:r>
-      <w:hyperlink r:id="rId9" w:history="1">
-        <w:r>
-          <w:rPr>
-            <w:rStyle w:val="Hyperlink"/>
-            <w:rFonts w:ascii="Arial" w:hAnsi="Arial" w:cs="Arial"/>
-            <w:sz w:val="20"/>
-            <w:szCs w:val="20"/>
-            <w:lang w:val="da-DK"/>
-          </w:rPr>
-          <w:t>mihv@vive.dk</w:t>
-        </w:r>
-      </w:hyperlink>
+        <w:instrText>HYPERLINK "mailto:mihv@vive.com"</w:instrText>
+      </w:r>
+      <w:r>
+        <w:fldChar w:fldCharType="separate"/>
+      </w:r>
+      <w:r>
+        <w:rPr>
+          <w:rStyle w:val="Hyperlink"/>
+          <w:rFonts w:ascii="Arial" w:hAnsi="Arial" w:cs="Arial"/>
+          <w:sz w:val="20"/>
+          <w:szCs w:val="20"/>
+          <w:lang w:val="da-DK"/>
+        </w:rPr>
+        <w:t>mihv@vive.dk</w:t>
+      </w:r>
+      <w:r>
+        <w:rPr>
+          <w:rStyle w:val="Hyperlink"/>
+          <w:rFonts w:ascii="Arial" w:hAnsi="Arial" w:cs="Arial"/>
+          <w:sz w:val="20"/>
+          <w:szCs w:val="20"/>
+          <w:lang w:val="da-DK"/>
+        </w:rPr>
+        <w:fldChar w:fldCharType="end"/>
+      </w:r>
     </w:p>
     <w:p>
       <w:pPr>
@@ -836,8 +844,8 @@
           <w:szCs w:val="20"/>
         </w:rPr>
         <w:sectPr>
-          <w:headerReference w:type="default" r:id="rId10"/>
-          <w:footerReference w:type="default" r:id="rId11"/>
+          <w:headerReference w:type="default" r:id="rId9"/>
+          <w:footerReference w:type="default" r:id="rId10"/>
           <w:type w:val="continuous"/>
           <w:pgSz w:w="12240" w:h="15840"/>
           <w:pgMar w:top="1440" w:right="1800" w:bottom="1440" w:left="1800" w:header="720" w:footer="720" w:gutter="0"/>
@@ -2189,7 +2197,7 @@
         </w:rPr>
         <w:t xml:space="preserve">, although we refined the wording to state the review aims more precisely. Our primary focus is on social reintegration outcomes, which reflect the main aim of the review. Because the protocol primarily focused, albeit indirectly, on social reintegration rather than mental health, analyses of mental health outcomes should be considered exploratory. All materials supporting this manuscript are available on OSF at </w:t>
       </w:r>
-      <w:hyperlink r:id="rId12" w:history="1">
+      <w:hyperlink r:id="rId11" w:history="1">
         <w:r>
           <w:rPr>
             <w:rStyle w:val="Hyperlink"/>
@@ -4372,7 +4380,23 @@
           <w:sz w:val="20"/>
           <w:szCs w:val="20"/>
         </w:rPr>
-        <w:t xml:space="preserve">Table 3 presents descriptive percentages for the studies and outcomes included in the meta-analysis of social reintegration outcomes. Descriptive averages for the social reintegration outcomes and the descriptive statistics for mental health outcomes can be found in the </w:t>
+        <w:t xml:space="preserve">Table </w:t>
+      </w:r>
+      <w:r>
+        <w:rPr>
+          <w:rFonts w:ascii="Arial" w:hAnsi="Arial" w:cs="Arial"/>
+          <w:sz w:val="20"/>
+          <w:szCs w:val="20"/>
+        </w:rPr>
+        <w:t>2</w:t>
+      </w:r>
+      <w:r>
+        <w:rPr>
+          <w:rFonts w:ascii="Arial" w:hAnsi="Arial" w:cs="Arial"/>
+          <w:sz w:val="20"/>
+          <w:szCs w:val="20"/>
+        </w:rPr>
+        <w:t xml:space="preserve"> presents descriptive percentages for the studies and outcomes included in the meta-analysis of social reintegration outcomes. Descriptive averages for the social reintegration outcomes and the descriptive statistics for mental health outcomes can be found in the </w:t>
       </w:r>
       <w:r>
         <w:rPr>
@@ -4840,25 +4864,7 @@
           <w:sz w:val="20"/>
           <w:szCs w:val="20"/>
         </w:rPr>
-        <w:t xml:space="preserve">We conducted comprehensive risk-of-bias assessments to exclude critically flawed evidence, examine whether study quality influenced the meta-analytic findings, and describe the overall quality of the literature. Risk of bias in randomized studies was assessed using Cochrane’s </w:t>
-      </w:r>
-      <w:proofErr w:type="spellStart"/>
-      <w:r>
-        <w:rPr>
-          <w:rFonts w:ascii="Arial" w:hAnsi="Arial" w:cs="Arial"/>
-          <w:sz w:val="20"/>
-          <w:szCs w:val="20"/>
-        </w:rPr>
-        <w:t>RoB</w:t>
-      </w:r>
-      <w:proofErr w:type="spellEnd"/>
-      <w:r>
-        <w:rPr>
-          <w:rFonts w:ascii="Arial" w:hAnsi="Arial" w:cs="Arial"/>
-          <w:sz w:val="20"/>
-          <w:szCs w:val="20"/>
-        </w:rPr>
-        <w:t xml:space="preserve"> 2</w:t>
+        <w:t>We conducted comprehensive risk-of-bias assessments to exclude critically flawed evidence, examine whether study quality influenced the meta-analytic findings, and describe the overall quality of the literature. Risk of bias in randomized studies was assessed using Cochrane’s RoB 2</w:t>
       </w:r>
       <w:r>
         <w:rPr>
@@ -5239,15 +5245,7 @@
           <w:sz w:val="20"/>
           <w:szCs w:val="20"/>
         </w:rPr>
-        <w:t>Moreover, a</w:t>
-      </w:r>
-      <w:r>
-        <w:rPr>
-          <w:rFonts w:ascii="Arial" w:hAnsi="Arial" w:cs="Arial"/>
-          <w:sz w:val="20"/>
-          <w:szCs w:val="20"/>
-        </w:rPr>
-        <w:t xml:space="preserve">ll codes behind the main analysis can be found in the Online Appendix C. </w:t>
+        <w:t xml:space="preserve">Moreover, all codes behind the main analysis can be found in the Online Appendix C. </w:t>
       </w:r>
     </w:p>
     <w:p>
@@ -6231,25 +6229,7 @@
           <w:sz w:val="20"/>
           <w:szCs w:val="20"/>
         </w:rPr>
-        <w:t xml:space="preserve">Two further, less pronounced patterns concerned </w:t>
-      </w:r>
-      <w:proofErr w:type="spellStart"/>
-      <w:r>
-        <w:rPr>
-          <w:rFonts w:ascii="Arial" w:hAnsi="Arial" w:cs="Arial"/>
-          <w:sz w:val="20"/>
-          <w:szCs w:val="20"/>
-        </w:rPr>
-        <w:t>estimand</w:t>
-      </w:r>
-      <w:proofErr w:type="spellEnd"/>
-      <w:r>
-        <w:rPr>
-          <w:rFonts w:ascii="Arial" w:hAnsi="Arial" w:cs="Arial"/>
-          <w:sz w:val="20"/>
-          <w:szCs w:val="20"/>
-        </w:rPr>
-        <w:t xml:space="preserve"> type and intervention type. Across outcome domains and model specifications, ITT estimates were consistently smaller than TOT estimates, although evidence for these differences was strongest in the unadjusted models. The difference reached the 0.10 significance level for social reintegration outcomes and the 0.05 level for mental health outcomes. Nevertheless, for social reintegration outcomes, the ITT estimate remained substantively meaningful in size; for mental health outcomes, it was smaller and closer to the typical improvement under treatment as usual. We also found that CBT-based interventions yielded effects approximately 0.1 SD larger than other intervention types across outcome domains and model specifications.</w:t>
+        <w:t>Two further, less pronounced patterns concerned estimand type and intervention type. Across outcome domains and model specifications, ITT estimates were consistently smaller than TOT estimates, although evidence for these differences was strongest in the unadjusted models. The difference reached the 0.10 significance level for social reintegration outcomes and the 0.05 level for mental health outcomes. Nevertheless, for social reintegration outcomes, the ITT estimate remained substantively meaningful in size; for mental health outcomes, it was smaller and closer to the typical improvement under treatment as usual. We also found that CBT-based interventions yielded effects approximately 0.1 SD larger than other intervention types across outcome domains and model specifications.</w:t>
       </w:r>
     </w:p>
     <w:p>
@@ -7138,25 +7118,7 @@
           <w:sz w:val="20"/>
           <w:szCs w:val="20"/>
         </w:rPr>
-        <w:t xml:space="preserve">Two further clarifications were made. We did not add a ‘critical’ risk-of-bias category to </w:t>
-      </w:r>
-      <w:proofErr w:type="spellStart"/>
-      <w:r>
-        <w:rPr>
-          <w:rFonts w:ascii="Arial" w:hAnsi="Arial" w:cs="Arial"/>
-          <w:sz w:val="20"/>
-          <w:szCs w:val="20"/>
-        </w:rPr>
-        <w:t>RoB</w:t>
-      </w:r>
-      <w:proofErr w:type="spellEnd"/>
-      <w:r>
-        <w:rPr>
-          <w:rFonts w:ascii="Arial" w:hAnsi="Arial" w:cs="Arial"/>
-          <w:sz w:val="20"/>
-          <w:szCs w:val="20"/>
-        </w:rPr>
-        <w:t xml:space="preserve"> 2, as the tool guidance does not permit modification, and we now distinguish more clearly between primary social reintegration outcomes and secondary mental health outcomes than in the original protocol.</w:t>
+        <w:t>Two further clarifications were made. We did not add a ‘critical’ risk-of-bias category to RoB 2, as the tool guidance does not permit modification, and we now distinguish more clearly between primary social reintegration outcomes and secondary mental health outcomes than in the original protocol.</w:t>
       </w:r>
     </w:p>
     <w:p>
@@ -7587,27 +7549,7 @@
           <w:szCs w:val="20"/>
           <w:lang w:eastAsia="da-DK"/>
         </w:rPr>
-        <w:t xml:space="preserve">APA PsycINFO (EBSCO), CINAHL (EBSCO), Sociological Abstracts (ProQuest), Social Services Abstracts (ProQuest), </w:t>
-      </w:r>
-      <w:proofErr w:type="spellStart"/>
-      <w:r>
-        <w:rPr>
-          <w:rFonts w:ascii="Arial" w:eastAsia="Times New Roman" w:hAnsi="Arial" w:cs="Arial"/>
-          <w:sz w:val="20"/>
-          <w:szCs w:val="20"/>
-          <w:lang w:eastAsia="da-DK"/>
-        </w:rPr>
-        <w:t>SocINDEX</w:t>
-      </w:r>
-      <w:proofErr w:type="spellEnd"/>
-      <w:r>
-        <w:rPr>
-          <w:rFonts w:ascii="Arial" w:eastAsia="Times New Roman" w:hAnsi="Arial" w:cs="Arial"/>
-          <w:sz w:val="20"/>
-          <w:szCs w:val="20"/>
-          <w:lang w:eastAsia="da-DK"/>
-        </w:rPr>
-        <w:t xml:space="preserve"> (EBSCO), Academic Search Premier (EBSCO), International Bibliography of the Social Sciences (IBSS) (ProQuest), Science Citation Index (Web of Science Core Collection), Social Sciences Citation Index (Web of Science Core Collection), Cochrane Central Register of Controlled Trials (CENTRAL).</w:t>
+        <w:t>APA PsycINFO (EBSCO), CINAHL (EBSCO), Sociological Abstracts (ProQuest), Social Services Abstracts (ProQuest), SocINDEX (EBSCO), Academic Search Premier (EBSCO), International Bibliography of the Social Sciences (IBSS) (ProQuest), Science Citation Index (Web of Science Core Collection), Social Sciences Citation Index (Web of Science Core Collection), Cochrane Central Register of Controlled Trials (CENTRAL).</w:t>
       </w:r>
       <w:r>
         <w:rPr>
@@ -7863,25 +7805,7 @@
           <w:szCs w:val="20"/>
         </w:rPr>
         <w:br/>
-        <w:t xml:space="preserve">Effect sizes were primarily extracted and calculated by J.K.J and M.H.V, and quality checked by J.S.A in accordance with the prescribed procedures for ensuring reproducible research in statistics developed by </w:t>
-      </w:r>
-      <w:proofErr w:type="spellStart"/>
-      <w:r>
-        <w:rPr>
-          <w:rFonts w:ascii="Arial" w:hAnsi="Arial" w:cs="Arial"/>
-          <w:sz w:val="20"/>
-          <w:szCs w:val="20"/>
-        </w:rPr>
-        <w:t>Hofner</w:t>
-      </w:r>
-      <w:proofErr w:type="spellEnd"/>
-      <w:r>
-        <w:rPr>
-          <w:rFonts w:ascii="Arial" w:hAnsi="Arial" w:cs="Arial"/>
-          <w:sz w:val="20"/>
-          <w:szCs w:val="20"/>
-        </w:rPr>
-        <w:t xml:space="preserve"> et al.</w:t>
+        <w:t>Effect sizes were primarily extracted and calculated by J.K.J and M.H.V, and quality checked by J.S.A in accordance with the prescribed procedures for ensuring reproducible research in statistics developed by Hofner et al.</w:t>
       </w:r>
       <w:r>
         <w:rPr>
@@ -7984,25 +7908,7 @@
           <w:sz w:val="20"/>
           <w:szCs w:val="20"/>
         </w:rPr>
-        <w:t xml:space="preserve">Randomized and cluster-randomized trials were assessed using Cochrane’s </w:t>
-      </w:r>
-      <w:proofErr w:type="spellStart"/>
-      <w:r>
-        <w:rPr>
-          <w:rFonts w:ascii="Arial" w:hAnsi="Arial" w:cs="Arial"/>
-          <w:sz w:val="20"/>
-          <w:szCs w:val="20"/>
-        </w:rPr>
-        <w:t>RoB</w:t>
-      </w:r>
-      <w:proofErr w:type="spellEnd"/>
-      <w:r>
-        <w:rPr>
-          <w:rFonts w:ascii="Arial" w:hAnsi="Arial" w:cs="Arial"/>
-          <w:sz w:val="20"/>
-          <w:szCs w:val="20"/>
-        </w:rPr>
-        <w:t xml:space="preserve"> 2</w:t>
+        <w:t>Randomized and cluster-randomized trials were assessed using Cochrane’s RoB 2</w:t>
       </w:r>
       <w:r>
         <w:rPr>
@@ -8515,7 +8421,7 @@
         </w:rPr>
         <w:t xml:space="preserve"> When intraclass correlations were not reported, we imputed an ICC of 0.10 in the main analyses and tested alternative values in sensitivity analyses. All formulas behind this calculation can be found at </w:t>
       </w:r>
-      <w:hyperlink r:id="rId13" w:history="1">
+      <w:hyperlink r:id="rId12" w:history="1">
         <w:r>
           <w:rPr>
             <w:rStyle w:val="Hyperlink"/>
@@ -9438,25 +9344,7 @@
           <w:sz w:val="20"/>
           <w:szCs w:val="20"/>
         </w:rPr>
-        <w:t xml:space="preserve">, </w:t>
-      </w:r>
-      <w:proofErr w:type="spellStart"/>
-      <w:r>
-        <w:rPr>
-          <w:rFonts w:ascii="Arial" w:hAnsi="Arial" w:cs="Arial"/>
-          <w:sz w:val="20"/>
-          <w:szCs w:val="20"/>
-        </w:rPr>
-        <w:t>puniform</w:t>
-      </w:r>
-      <w:proofErr w:type="spellEnd"/>
-      <w:r>
-        <w:rPr>
-          <w:rFonts w:ascii="Arial" w:hAnsi="Arial" w:cs="Arial"/>
-          <w:sz w:val="20"/>
-          <w:szCs w:val="20"/>
-        </w:rPr>
-        <w:t>*</w:t>
+        <w:t>, puniform*</w:t>
       </w:r>
       <w:r>
         <w:rPr>
@@ -10630,6 +10518,61 @@
           <w:szCs w:val="20"/>
         </w:rPr>
         <w:t xml:space="preserve">All data and materials behind this study can be found at </w:t>
+      </w:r>
+      <w:hyperlink r:id="rId13" w:history="1">
+        <w:r>
+          <w:rPr>
+            <w:rStyle w:val="Hyperlink"/>
+            <w:rFonts w:ascii="Arial" w:hAnsi="Arial" w:cs="Arial"/>
+            <w:sz w:val="20"/>
+            <w:szCs w:val="20"/>
+          </w:rPr>
+          <w:t>https://osf.io/s2j9a</w:t>
+        </w:r>
+      </w:hyperlink>
+      <w:r>
+        <w:rPr>
+          <w:rFonts w:ascii="Arial" w:hAnsi="Arial" w:cs="Arial"/>
+          <w:sz w:val="20"/>
+          <w:szCs w:val="20"/>
+        </w:rPr>
+        <w:t xml:space="preserve">. This includes search string examples, all data extractions, risk of bias assessments, effect size calculations, and meta-analysis code and data, etc. A full variable description is available in the second sheet of the gb_dat.xlsx data.  </w:t>
+      </w:r>
+    </w:p>
+    <w:p>
+      <w:pPr>
+        <w:pStyle w:val="Heading3"/>
+        <w:rPr>
+          <w:rFonts w:ascii="Arial" w:hAnsi="Arial" w:cs="Arial"/>
+          <w:sz w:val="20"/>
+          <w:szCs w:val="20"/>
+        </w:rPr>
+      </w:pPr>
+      <w:r>
+        <w:rPr>
+          <w:rFonts w:ascii="Arial" w:hAnsi="Arial" w:cs="Arial"/>
+          <w:sz w:val="20"/>
+          <w:szCs w:val="20"/>
+        </w:rPr>
+        <w:lastRenderedPageBreak/>
+        <w:t>Code availability</w:t>
+      </w:r>
+    </w:p>
+    <w:p>
+      <w:pPr>
+        <w:rPr>
+          <w:rFonts w:ascii="Arial" w:hAnsi="Arial" w:cs="Arial"/>
+          <w:sz w:val="20"/>
+          <w:szCs w:val="20"/>
+        </w:rPr>
+      </w:pPr>
+      <w:r>
+        <w:rPr>
+          <w:rFonts w:ascii="Arial" w:hAnsi="Arial" w:cs="Arial"/>
+          <w:sz w:val="20"/>
+          <w:szCs w:val="20"/>
+        </w:rPr>
+        <w:t xml:space="preserve">All codes can be found in the following online material stored at </w:t>
       </w:r>
       <w:hyperlink r:id="rId14" w:history="1">
         <w:r>
@@ -10648,61 +10591,6 @@
           <w:sz w:val="20"/>
           <w:szCs w:val="20"/>
         </w:rPr>
-        <w:t xml:space="preserve">. This includes search string examples, all data extractions, risk of bias assessments, effect size calculations, and meta-analysis code and data, etc. A full variable description is available in the second sheet of the gb_dat.xlsx data.  </w:t>
-      </w:r>
-    </w:p>
-    <w:p>
-      <w:pPr>
-        <w:pStyle w:val="Heading3"/>
-        <w:rPr>
-          <w:rFonts w:ascii="Arial" w:hAnsi="Arial" w:cs="Arial"/>
-          <w:sz w:val="20"/>
-          <w:szCs w:val="20"/>
-        </w:rPr>
-      </w:pPr>
-      <w:r>
-        <w:rPr>
-          <w:rFonts w:ascii="Arial" w:hAnsi="Arial" w:cs="Arial"/>
-          <w:sz w:val="20"/>
-          <w:szCs w:val="20"/>
-        </w:rPr>
-        <w:lastRenderedPageBreak/>
-        <w:t>Code availability</w:t>
-      </w:r>
-    </w:p>
-    <w:p>
-      <w:pPr>
-        <w:rPr>
-          <w:rFonts w:ascii="Arial" w:hAnsi="Arial" w:cs="Arial"/>
-          <w:sz w:val="20"/>
-          <w:szCs w:val="20"/>
-        </w:rPr>
-      </w:pPr>
-      <w:r>
-        <w:rPr>
-          <w:rFonts w:ascii="Arial" w:hAnsi="Arial" w:cs="Arial"/>
-          <w:sz w:val="20"/>
-          <w:szCs w:val="20"/>
-        </w:rPr>
-        <w:t xml:space="preserve">All codes can be found in the following online material stored at </w:t>
-      </w:r>
-      <w:hyperlink r:id="rId15" w:history="1">
-        <w:r>
-          <w:rPr>
-            <w:rStyle w:val="Hyperlink"/>
-            <w:rFonts w:ascii="Arial" w:hAnsi="Arial" w:cs="Arial"/>
-            <w:sz w:val="20"/>
-            <w:szCs w:val="20"/>
-          </w:rPr>
-          <w:t>https://osf.io/s2j9a</w:t>
-        </w:r>
-      </w:hyperlink>
-      <w:r>
-        <w:rPr>
-          <w:rFonts w:ascii="Arial" w:hAnsi="Arial" w:cs="Arial"/>
-          <w:sz w:val="20"/>
-          <w:szCs w:val="20"/>
-        </w:rPr>
         <w:t>:</w:t>
       </w:r>
     </w:p>
@@ -10747,25 +10635,7 @@
           <w:sz w:val="20"/>
           <w:szCs w:val="20"/>
         </w:rPr>
-        <w:t xml:space="preserve">Appendix B: Data manipulation, </w:t>
-      </w:r>
-      <w:proofErr w:type="spellStart"/>
-      <w:r>
-        <w:rPr>
-          <w:rFonts w:ascii="Arial" w:hAnsi="Arial" w:cs="Arial"/>
-          <w:sz w:val="20"/>
-          <w:szCs w:val="20"/>
-        </w:rPr>
-        <w:t>RoB</w:t>
-      </w:r>
-      <w:proofErr w:type="spellEnd"/>
-      <w:r>
-        <w:rPr>
-          <w:rFonts w:ascii="Arial" w:hAnsi="Arial" w:cs="Arial"/>
-          <w:sz w:val="20"/>
-          <w:szCs w:val="20"/>
-        </w:rPr>
-        <w:t xml:space="preserve"> visualization, and PRIMED workflow</w:t>
+        <w:t>Appendix B: Data manipulation, RoB visualization, and PRIMED workflow</w:t>
       </w:r>
     </w:p>
     <w:p>
@@ -10930,25 +10800,7 @@
           <w:sz w:val="20"/>
           <w:szCs w:val="20"/>
         </w:rPr>
-        <w:t xml:space="preserve">Pustejovsky, as well as research assistants Rune </w:t>
-      </w:r>
-      <w:proofErr w:type="spellStart"/>
-      <w:r>
-        <w:rPr>
-          <w:rFonts w:ascii="Arial" w:hAnsi="Arial" w:cs="Arial"/>
-          <w:sz w:val="20"/>
-          <w:szCs w:val="20"/>
-        </w:rPr>
-        <w:t>Klitgård</w:t>
-      </w:r>
-      <w:proofErr w:type="spellEnd"/>
-      <w:r>
-        <w:rPr>
-          <w:rFonts w:ascii="Arial" w:hAnsi="Arial" w:cs="Arial"/>
-          <w:sz w:val="20"/>
-          <w:szCs w:val="20"/>
-        </w:rPr>
-        <w:t xml:space="preserve"> and Julie Mulla Reich. </w:t>
+        <w:t xml:space="preserve">Pustejovsky, as well as research assistants Rune Klitgård and Julie Mulla Reich. </w:t>
       </w:r>
     </w:p>
     <w:p>
@@ -20696,7 +20548,7 @@
                     <pic:cNvPicPr/>
                   </pic:nvPicPr>
                   <pic:blipFill>
-                    <a:blip r:embed="rId16"/>
+                    <a:blip r:embed="rId15"/>
                     <a:stretch>
                       <a:fillRect/>
                     </a:stretch>
@@ -20768,7 +20620,7 @@
                     </pic:cNvPicPr>
                   </pic:nvPicPr>
                   <pic:blipFill>
-                    <a:blip r:embed="rId17" cstate="print">
+                    <a:blip r:embed="rId16" cstate="print">
                       <a:extLst>
                         <a:ext uri="{28A0092B-C50C-407E-A947-70E740481C1C}">
                           <a14:useLocalDpi xmlns:a14="http://schemas.microsoft.com/office/drawing/2010/main" val="0"/>
@@ -20922,7 +20774,7 @@
                     <pic:cNvPicPr/>
                   </pic:nvPicPr>
                   <pic:blipFill>
-                    <a:blip r:embed="rId18" cstate="print">
+                    <a:blip r:embed="rId17" cstate="print">
                       <a:extLst>
                         <a:ext uri="{28A0092B-C50C-407E-A947-70E740481C1C}">
                           <a14:useLocalDpi xmlns:a14="http://schemas.microsoft.com/office/drawing/2010/main" val="0"/>
@@ -21051,7 +20903,7 @@
                     <pic:cNvPicPr/>
                   </pic:nvPicPr>
                   <pic:blipFill>
-                    <a:blip r:embed="rId19" cstate="print">
+                    <a:blip r:embed="rId18" cstate="print">
                       <a:extLst>
                         <a:ext uri="{28A0092B-C50C-407E-A947-70E740481C1C}">
                           <a14:useLocalDpi xmlns:a14="http://schemas.microsoft.com/office/drawing/2010/main" val="0"/>
@@ -21195,7 +21047,7 @@
                     <pic:cNvPicPr/>
                   </pic:nvPicPr>
                   <pic:blipFill>
-                    <a:blip r:embed="rId20" cstate="print">
+                    <a:blip r:embed="rId19" cstate="print">
                       <a:extLst>
                         <a:ext uri="{28A0092B-C50C-407E-A947-70E740481C1C}">
                           <a14:useLocalDpi xmlns:a14="http://schemas.microsoft.com/office/drawing/2010/main" val="0"/>
@@ -32976,19 +32828,11 @@
                 <w:rFonts w:ascii="Arial" w:hAnsi="Arial" w:cs="Arial"/>
               </w:rPr>
             </w:pPr>
-            <w:proofErr w:type="spellStart"/>
-            <w:r>
-              <w:rPr>
-                <w:rFonts w:ascii="Arial" w:hAnsi="Arial" w:cs="Arial"/>
-              </w:rPr>
-              <w:t>Posttest</w:t>
-            </w:r>
-            <w:proofErr w:type="spellEnd"/>
-            <w:r>
-              <w:rPr>
-                <w:rFonts w:ascii="Arial" w:hAnsi="Arial" w:cs="Arial"/>
-              </w:rPr>
-              <w:t xml:space="preserve"> only ES</w:t>
+            <w:r>
+              <w:rPr>
+                <w:rFonts w:ascii="Arial" w:hAnsi="Arial" w:cs="Arial"/>
+              </w:rPr>
+              <w:t>Posttest only ES</w:t>
             </w:r>
           </w:p>
         </w:tc>
@@ -33148,21 +32992,7 @@
               <w:rPr>
                 <w:rFonts w:ascii="Arial" w:hAnsi="Arial" w:cs="Arial"/>
               </w:rPr>
-              <w:t>Pre-</w:t>
-            </w:r>
-            <w:proofErr w:type="spellStart"/>
-            <w:r>
-              <w:rPr>
-                <w:rFonts w:ascii="Arial" w:hAnsi="Arial" w:cs="Arial"/>
-              </w:rPr>
-              <w:t>posttest</w:t>
-            </w:r>
-            <w:proofErr w:type="spellEnd"/>
-            <w:r>
-              <w:rPr>
-                <w:rFonts w:ascii="Arial" w:hAnsi="Arial" w:cs="Arial"/>
-              </w:rPr>
-              <w:t>/covariate adj. ES</w:t>
+              <w:t>Pre-posttest/covariate adj. ES</w:t>
             </w:r>
           </w:p>
         </w:tc>
